--- a/FinalQualifyingWork/Docs/ЗаданиеПетров-НКНбд_ММИИ.docx
+++ b/FinalQualifyingWork/Docs/ЗаданиеПетров-НКНбд_ММИИ.docx
@@ -2149,12 +2149,17 @@
           <w:p>
             <w:pPr>
               <w:jc w:val="center"/>
-            </w:pPr>
-            <w:r>
-              <w:rPr>
-                <w:sz w:val="20"/>
-              </w:rPr>
-              <w:t>Шорохов С.Г.</w:t>
+              <w:rPr>
+                <w:sz w:val="20"/>
+                <w:szCs w:val="20"/>
+              </w:rPr>
+            </w:pPr>
+            <w:r>
+              <w:rPr>
+                <w:sz w:val="20"/>
+                <w:szCs w:val="20"/>
+              </w:rPr>
+              <w:t>Расшифровка</w:t>
             </w:r>
           </w:p>
         </w:tc>
@@ -2296,8 +2301,16 @@
               <w:rPr>
                 <w:color w:val="000000" w:themeColor="text1"/>
                 <w:sz w:val="20"/>
-              </w:rPr>
-              <w:t xml:space="preserve">«__» ________________________ </w:t>
+                <w:u w:val="single"/>
+              </w:rPr>
+              <w:t>«__» ________________________</w:t>
+            </w:r>
+            <w:r>
+              <w:rPr>
+                <w:color w:val="000000" w:themeColor="text1"/>
+                <w:sz w:val="20"/>
+              </w:rPr>
+              <w:t xml:space="preserve"> </w:t>
             </w:r>
             <w:r>
               <w:rPr>
@@ -2462,7 +2475,7 @@
               <w:rPr>
                 <w:sz w:val="20"/>
               </w:rPr>
-              <w:t>Петров А.Е.</w:t>
+              <w:t>Расшифровка</w:t>
             </w:r>
           </w:p>
         </w:tc>
@@ -2599,8 +2612,15 @@
             <w:r>
               <w:rPr>
                 <w:sz w:val="20"/>
-              </w:rPr>
-              <w:t>«__» ________________________ 2026 г.</w:t>
+                <w:u w:val="single"/>
+              </w:rPr>
+              <w:t>«__» ________________________</w:t>
+            </w:r>
+            <w:r>
+              <w:rPr>
+                <w:sz w:val="20"/>
+              </w:rPr>
+              <w:t xml:space="preserve"> 2026 г.</w:t>
             </w:r>
           </w:p>
         </w:tc>
